--- a/docs/entregables/SEM01/business_case.docx
+++ b/docs/entregables/SEM01/business_case.docx
@@ -4216,16 +4216,8 @@
         <w:spacing w:after="80" w:before="80" w:line="276" w:lineRule="auto"/>
         <w:jc w:val="both"/>
       </w:pPr>
-      <w:r/>
       <w:r>
-        <w:rPr>
-          <w:rFonts w:ascii="Arial" w:hAnsi="Arial"/>
-          <w:b w:val="0"/>
-          <w:i w:val="0"/>
-          <w:color w:val="000000"/>
-          <w:sz w:val="19"/>
-        </w:rPr>
-        <w:t>Se recomienda implementar una solución web distribuida con Angular 21 (frontend SPA), FastAPI (Python 3.11 asíncrono), PostgreSQL (base de datos relacional transaccional), Docker y Google Cloud Run, integrando modelos de Scikit-learn/Prophet. La plataforma reutilizará al 100% las 6 computadoras existentes de la empresa a costo cero de hardware y asegurará plena compatibilidad de exportación con Microsoft Excel 2021.</w:t>
+        <w:t>Se recomienda implementar una solución web distribuida con Angular 21 (frontend SPA), FastAPI (Python 3.11 asíncrono), PostgreSQL (base de datos relacional transaccional), contenedores Docker en entorno local y servidor VPS particular propio, integrando modelos de Scikit-learn/Prophet. La plataforma reutilizará al 100% las 6 computadoras existentes de la empresa a costo cero de hardware y asegurará plena compatibilidad de exportación con Microsoft Excel 2021.</w:t>
       </w:r>
     </w:p>
     <w:p>
@@ -9003,15 +8995,8 @@
               <w:spacing w:before="40" w:after="40" w:line="276" w:lineRule="auto"/>
               <w:jc w:val="left"/>
             </w:pPr>
-            <w:r/>
-            <w:r>
-              <w:rPr>
-                <w:rFonts w:ascii="Arial" w:hAnsi="Arial"/>
-                <w:b w:val="0"/>
-                <w:color w:val="000000"/>
-                <w:sz w:val="17"/>
-              </w:rPr>
-              <w:t>La empresa no cuenta con servidor propio ni VPS; el despliegue del sistema se realiza en servicios de nube administrados (Cloud Run y PostgreSQL gestionado).</w:t>
+            <w:r>
+              <w:t>El despliegue en produccin se realizar sobre un servidor VPS particular propio con Docker y PostgreSQL nativo; en fases preliminares opera en entorno local sin despliegues tempranos.</w:t>
             </w:r>
           </w:p>
         </w:tc>
@@ -11679,15 +11664,8 @@
               <w:spacing w:before="40" w:after="40" w:line="276" w:lineRule="auto"/>
               <w:jc w:val="left"/>
             </w:pPr>
-            <w:r/>
-            <w:r>
-              <w:rPr>
-                <w:rFonts w:ascii="Arial" w:hAnsi="Arial"/>
-                <w:b w:val="0"/>
-                <w:color w:val="000000"/>
-                <w:sz w:val="17"/>
-              </w:rPr>
-              <w:t>PostgreSQL 15 (Supabase)</w:t>
+            <w:r>
+              <w:t>PostgreSQL 17 nativo (Docker)</w:t>
             </w:r>
           </w:p>
         </w:tc>
@@ -11822,15 +11800,8 @@
               <w:spacing w:before="40" w:after="40" w:line="276" w:lineRule="auto"/>
               <w:jc w:val="left"/>
             </w:pPr>
-            <w:r/>
-            <w:r>
-              <w:rPr>
-                <w:rFonts w:ascii="Arial" w:hAnsi="Arial"/>
-                <w:b w:val="0"/>
-                <w:color w:val="000000"/>
-                <w:sz w:val="17"/>
-              </w:rPr>
-              <w:t>Docker &amp; Google Cloud Run</w:t>
+            <w:r>
+              <w:t>Docker Compose &amp; Servidor VPS Particular Propio</w:t>
             </w:r>
           </w:p>
         </w:tc>
@@ -17446,15 +17417,8 @@
               <w:spacing w:before="40" w:after="40" w:line="276" w:lineRule="auto"/>
               <w:jc w:val="left"/>
             </w:pPr>
-            <w:r/>
-            <w:r>
-              <w:rPr>
-                <w:rFonts w:ascii="Arial" w:hAnsi="Arial"/>
-                <w:b w:val="0"/>
-                <w:color w:val="000000"/>
-                <w:sz w:val="17"/>
-              </w:rPr>
-              <w:t>Arquitectura Cloud Run, modelo relacional PostgreSQL y prototipos UI/UX en Figma validados.</w:t>
+            <w:r>
+              <w:t>Arquitectura Docker local / VPS propio, modelo PostgreSQL nativo y maquetacin de componentes en Angular 21 validada.</w:t>
             </w:r>
           </w:p>
         </w:tc>

--- a/docs/entregables/SEM01/business_case.docx
+++ b/docs/entregables/SEM01/business_case.docx
@@ -5755,14 +5755,7 @@
         <w:jc w:val="both"/>
       </w:pPr>
       <w:r>
-        <w:rPr>
-          <w:rFonts w:ascii="Arial" w:hAnsi="Arial"/>
-          <w:b w:val="0"/>
-          <w:i w:val="0"/>
-          <w:color w:val="000000"/>
-          <w:sz w:val="19"/>
-        </w:rPr>
-        <w:t>¿De qué manera la implementación de un sistema web transaccional con módulos de inteligencia de negocios e inteligencia artificial optimiza los procesos operativos y financieros en la empresa Impresos Trujillo E.I.R.L. durante el año 2026?</w:t>
+        <w:t>¿De qué manera la implementación de un sistema web transaccional con módulos de inteligencia de negocios e inteligencia artificial optimiza los procesos operativos en la empresa Impresos Trujillo E.I.R.L. durante el año 2026?</w:t>
       </w:r>
     </w:p>
     <w:p>
@@ -11829,7 +11822,7 @@
                 <w:color w:val="000000"/>
                 <w:sz w:val="17"/>
               </w:rPr>
-              <w:t>Empaquetamiento en contenedores ligeros y despliegue serverless escalable con costo optimizado.</w:t>
+              <w:t>Empaquetamiento en contenedores Docker y despliegue automatizado en Servidor VPS particular propio con pipeline CI/CD en GitHub Actions.</w:t>
             </w:r>
           </w:p>
         </w:tc>
@@ -13610,19 +13603,13 @@
             </w:tcMar>
           </w:tcPr>
           <w:p>
-            <w:pPr>
-              <w:spacing w:before="40" w:after="40" w:line="276" w:lineRule="auto"/>
-              <w:jc w:val="left"/>
-            </w:pPr>
-            <w:r/>
-            <w:r>
-              <w:rPr>
-                <w:rFonts w:ascii="Arial" w:hAnsi="Arial"/>
-                <w:b w:val="0"/>
-                <w:color w:val="000000"/>
-                <w:sz w:val="17"/>
-              </w:rPr>
-              <w:t>?</w:t>
+            <w:r>
+              <w:rPr>
+                <w:rFonts w:ascii="Arial" w:hAnsi="Arial"/>
+                <w:b/>
+                <w:sz w:val="17"/>
+              </w:rPr>
+              <w:t>Eje 1: Transformación Digital y Agilidad en Ventas y Mostrador</w:t>
             </w:r>
           </w:p>
         </w:tc>
@@ -13638,27 +13625,12 @@
             </w:tcMar>
           </w:tcPr>
           <w:p>
-            <w:pPr>
-              <w:spacing w:before="40" w:after="40" w:line="276" w:lineRule="auto"/>
-              <w:jc w:val="left"/>
-            </w:pPr>
-            <w:r/>
-            <w:r>
-              <w:rPr>
-                <w:rFonts w:ascii="Arial" w:hAnsi="Arial"/>
-                <w:b/>
-                <w:color w:val="000000"/>
-                <w:sz w:val="17"/>
-              </w:rPr>
-              <w:t>OE1:</w:t>
-            </w:r>
-            <w:r>
-              <w:rPr>
-                <w:rFonts w:ascii="Arial" w:hAnsi="Arial"/>
-                <w:color w:val="000000"/>
-                <w:sz w:val="17"/>
-              </w:rPr>
-              <w:t xml:space="preserve"> Digitalización y agilización de proformas</w:t>
+            <w:r>
+              <w:rPr>
+                <w:rFonts w:ascii="Arial" w:hAnsi="Arial"/>
+                <w:sz w:val="17"/>
+              </w:rPr>
+              <w:t>OE1: Determinar la influencia de la implementación del sistema en el tiempo de registro de órdenes de trabajo en Impresos Trujillo E.I.R.L.</w:t>
             </w:r>
           </w:p>
         </w:tc>
@@ -13681,27 +13653,12 @@
             </w:tcMar>
           </w:tcPr>
           <w:p>
-            <w:pPr>
-              <w:spacing w:before="40" w:after="40" w:line="276" w:lineRule="auto"/>
-              <w:jc w:val="left"/>
-            </w:pPr>
-            <w:r/>
-            <w:r>
-              <w:rPr>
-                <w:rFonts w:ascii="Arial" w:hAnsi="Arial"/>
-                <w:b/>
-                <w:color w:val="000000"/>
-                <w:sz w:val="17"/>
-              </w:rPr>
-              <w:t>MN1:</w:t>
-            </w:r>
-            <w:r>
-              <w:rPr>
-                <w:rFonts w:ascii="Arial" w:hAnsi="Arial"/>
-                <w:color w:val="000000"/>
-                <w:sz w:val="17"/>
-              </w:rPr>
-              <w:t xml:space="preserve"> Reducir tiempos de atención a &lt; 5 min</w:t>
+            <w:r>
+              <w:rPr>
+                <w:rFonts w:ascii="Arial" w:hAnsi="Arial"/>
+                <w:sz w:val="17"/>
+              </w:rPr>
+              <w:t>MN1: Reducir el tiempo promedio de atención y registro de 18.0 min a menos de 5.0 min por orden.</w:t>
             </w:r>
           </w:p>
         </w:tc>
@@ -13724,16 +13681,9 @@
             </w:tcMar>
           </w:tcPr>
           <w:p>
-            <w:pPr>
-              <w:spacing w:before="40" w:after="40" w:line="276" w:lineRule="auto"/>
-              <w:jc w:val="left"/>
-            </w:pPr>
-            <w:r/>
-            <w:r>
-              <w:rPr>
-                <w:rFonts w:ascii="Arial" w:hAnsi="Arial"/>
-                <w:b w:val="0"/>
-                <w:color w:val="000000"/>
+            <w:r>
+              <w:rPr>
+                <w:rFonts w:ascii="Arial" w:hAnsi="Arial"/>
                 <w:sz w:val="17"/>
               </w:rPr>
               <w:t>DIRECTA</w:t>
@@ -13767,19 +13717,13 @@
             </w:tcMar>
           </w:tcPr>
           <w:p>
-            <w:pPr>
-              <w:spacing w:before="40" w:after="40" w:line="276" w:lineRule="auto"/>
-              <w:jc w:val="left"/>
-            </w:pPr>
-            <w:r/>
-            <w:r>
-              <w:rPr>
-                <w:rFonts w:ascii="Arial" w:hAnsi="Arial"/>
-                <w:b w:val="0"/>
-                <w:color w:val="000000"/>
-                <w:sz w:val="17"/>
-              </w:rPr>
-              <w:t>?</w:t>
+            <w:r>
+              <w:rPr>
+                <w:rFonts w:ascii="Arial" w:hAnsi="Arial"/>
+                <w:b/>
+                <w:sz w:val="17"/>
+              </w:rPr>
+              <w:t>Eje 2: Optimización de la Cadena Logística y Control de Mermas</w:t>
             </w:r>
           </w:p>
         </w:tc>
@@ -13795,27 +13739,12 @@
             </w:tcMar>
           </w:tcPr>
           <w:p>
-            <w:pPr>
-              <w:spacing w:before="40" w:after="40" w:line="276" w:lineRule="auto"/>
-              <w:jc w:val="left"/>
-            </w:pPr>
-            <w:r/>
-            <w:r>
-              <w:rPr>
-                <w:rFonts w:ascii="Arial" w:hAnsi="Arial"/>
-                <w:b/>
-                <w:color w:val="000000"/>
-                <w:sz w:val="17"/>
-              </w:rPr>
-              <w:t>OE2:</w:t>
-            </w:r>
-            <w:r>
-              <w:rPr>
-                <w:rFonts w:ascii="Arial" w:hAnsi="Arial"/>
-                <w:color w:val="000000"/>
-                <w:sz w:val="17"/>
-              </w:rPr>
-              <w:t xml:space="preserve"> Reserva de inventario y reglas de consumo</w:t>
+            <w:r>
+              <w:rPr>
+                <w:rFonts w:ascii="Arial" w:hAnsi="Arial"/>
+                <w:sz w:val="17"/>
+              </w:rPr>
+              <w:t>OE2: Determinar la influencia de la implementación del sistema en el control de inventario de insumos en Impresos Trujillo E.I.R.L.</w:t>
             </w:r>
           </w:p>
         </w:tc>
@@ -13838,27 +13767,12 @@
             </w:tcMar>
           </w:tcPr>
           <w:p>
-            <w:pPr>
-              <w:spacing w:before="40" w:after="40" w:line="276" w:lineRule="auto"/>
-              <w:jc w:val="left"/>
-            </w:pPr>
-            <w:r/>
-            <w:r>
-              <w:rPr>
-                <w:rFonts w:ascii="Arial" w:hAnsi="Arial"/>
-                <w:b/>
-                <w:color w:val="000000"/>
-                <w:sz w:val="17"/>
-              </w:rPr>
-              <w:t>MN2:</w:t>
-            </w:r>
-            <w:r>
-              <w:rPr>
-                <w:rFonts w:ascii="Arial" w:hAnsi="Arial"/>
-                <w:color w:val="000000"/>
-                <w:sz w:val="17"/>
-              </w:rPr>
-              <w:t xml:space="preserve"> Disminución del 40% en mermas</w:t>
+            <w:r>
+              <w:rPr>
+                <w:rFonts w:ascii="Arial" w:hAnsi="Arial"/>
+                <w:sz w:val="17"/>
+              </w:rPr>
+              <w:t>MN2: Reducir el porcentaje de discrepancia en inventario al 0% y merma al &lt;10%.</w:t>
             </w:r>
           </w:p>
         </w:tc>
@@ -13881,16 +13795,9 @@
             </w:tcMar>
           </w:tcPr>
           <w:p>
-            <w:pPr>
-              <w:spacing w:before="40" w:after="40" w:line="276" w:lineRule="auto"/>
-              <w:jc w:val="left"/>
-            </w:pPr>
-            <w:r/>
-            <w:r>
-              <w:rPr>
-                <w:rFonts w:ascii="Arial" w:hAnsi="Arial"/>
-                <w:b w:val="0"/>
-                <w:color w:val="000000"/>
+            <w:r>
+              <w:rPr>
+                <w:rFonts w:ascii="Arial" w:hAnsi="Arial"/>
                 <w:sz w:val="17"/>
               </w:rPr>
               <w:t>DIRECTA</w:t>
@@ -13924,19 +13831,13 @@
             </w:tcMar>
           </w:tcPr>
           <w:p>
-            <w:pPr>
-              <w:spacing w:before="40" w:after="40" w:line="276" w:lineRule="auto"/>
-              <w:jc w:val="left"/>
-            </w:pPr>
-            <w:r/>
-            <w:r>
-              <w:rPr>
-                <w:rFonts w:ascii="Arial" w:hAnsi="Arial"/>
-                <w:b w:val="0"/>
-                <w:color w:val="000000"/>
-                <w:sz w:val="17"/>
-              </w:rPr>
-              <w:t>?</w:t>
+            <w:r>
+              <w:rPr>
+                <w:rFonts w:ascii="Arial" w:hAnsi="Arial"/>
+                <w:b/>
+                <w:sz w:val="17"/>
+              </w:rPr>
+              <w:t>Eje 3: Seguridad Operativa y Erradicación de Fugas por Saldos Impagos</w:t>
             </w:r>
           </w:p>
         </w:tc>
@@ -13952,27 +13853,12 @@
             </w:tcMar>
           </w:tcPr>
           <w:p>
-            <w:pPr>
-              <w:spacing w:before="40" w:after="40" w:line="276" w:lineRule="auto"/>
-              <w:jc w:val="left"/>
-            </w:pPr>
-            <w:r/>
-            <w:r>
-              <w:rPr>
-                <w:rFonts w:ascii="Arial" w:hAnsi="Arial"/>
-                <w:b/>
-                <w:color w:val="000000"/>
-                <w:sz w:val="17"/>
-              </w:rPr>
-              <w:t>OE3:</w:t>
-            </w:r>
-            <w:r>
-              <w:rPr>
-                <w:rFonts w:ascii="Arial" w:hAnsi="Arial"/>
-                <w:color w:val="000000"/>
-                <w:sz w:val="17"/>
-              </w:rPr>
-              <w:t xml:space="preserve"> Candado de entrega contra pago total</w:t>
+            <w:r>
+              <w:rPr>
+                <w:rFonts w:ascii="Arial" w:hAnsi="Arial"/>
+                <w:sz w:val="17"/>
+              </w:rPr>
+              <w:t>OE3: Determinar la influencia de la implementación del sistema en las pérdidas financieras por entrega de trabajos con saldo pendiente en Impresos Trujillo E.I.R.L.</w:t>
             </w:r>
           </w:p>
         </w:tc>
@@ -13995,27 +13881,12 @@
             </w:tcMar>
           </w:tcPr>
           <w:p>
-            <w:pPr>
-              <w:spacing w:before="40" w:after="40" w:line="276" w:lineRule="auto"/>
-              <w:jc w:val="left"/>
-            </w:pPr>
-            <w:r/>
-            <w:r>
-              <w:rPr>
-                <w:rFonts w:ascii="Arial" w:hAnsi="Arial"/>
-                <w:b/>
-                <w:color w:val="000000"/>
-                <w:sz w:val="17"/>
-              </w:rPr>
-              <w:t>MN3:</w:t>
-            </w:r>
-            <w:r>
-              <w:rPr>
-                <w:rFonts w:ascii="Arial" w:hAnsi="Arial"/>
-                <w:color w:val="000000"/>
-                <w:sz w:val="17"/>
-              </w:rPr>
-              <w:t xml:space="preserve"> Cero pérdidas por saldos impagos</w:t>
+            <w:r>
+              <w:rPr>
+                <w:rFonts w:ascii="Arial" w:hAnsi="Arial"/>
+                <w:sz w:val="17"/>
+              </w:rPr>
+              <w:t>MN3: Alcanzar el 100% de órdenes entregadas con saldo pendiente nulo (cero pérdidas).</w:t>
             </w:r>
           </w:p>
         </w:tc>
@@ -14038,16 +13909,9 @@
             </w:tcMar>
           </w:tcPr>
           <w:p>
-            <w:pPr>
-              <w:spacing w:before="40" w:after="40" w:line="276" w:lineRule="auto"/>
-              <w:jc w:val="left"/>
-            </w:pPr>
-            <w:r/>
-            <w:r>
-              <w:rPr>
-                <w:rFonts w:ascii="Arial" w:hAnsi="Arial"/>
-                <w:b w:val="0"/>
-                <w:color w:val="000000"/>
+            <w:r>
+              <w:rPr>
+                <w:rFonts w:ascii="Arial" w:hAnsi="Arial"/>
                 <w:sz w:val="17"/>
               </w:rPr>
               <w:t>DIRECTA</w:t>
@@ -14081,19 +13945,13 @@
             </w:tcMar>
           </w:tcPr>
           <w:p>
-            <w:pPr>
-              <w:spacing w:before="40" w:after="40" w:line="276" w:lineRule="auto"/>
-              <w:jc w:val="left"/>
-            </w:pPr>
-            <w:r/>
-            <w:r>
-              <w:rPr>
-                <w:rFonts w:ascii="Arial" w:hAnsi="Arial"/>
-                <w:b w:val="0"/>
-                <w:color w:val="000000"/>
-                <w:sz w:val="17"/>
-              </w:rPr>
-              <w:t>?</w:t>
+            <w:r>
+              <w:rPr>
+                <w:rFonts w:ascii="Arial" w:hAnsi="Arial"/>
+                <w:b/>
+                <w:sz w:val="17"/>
+              </w:rPr>
+              <w:t>Eje 4: Transparencia Contable y Conciliación Multicanal de Caja</w:t>
             </w:r>
           </w:p>
         </w:tc>
@@ -14109,27 +13967,12 @@
             </w:tcMar>
           </w:tcPr>
           <w:p>
-            <w:pPr>
-              <w:spacing w:before="40" w:after="40" w:line="276" w:lineRule="auto"/>
-              <w:jc w:val="left"/>
-            </w:pPr>
-            <w:r/>
-            <w:r>
-              <w:rPr>
-                <w:rFonts w:ascii="Arial" w:hAnsi="Arial"/>
-                <w:b/>
-                <w:color w:val="000000"/>
-                <w:sz w:val="17"/>
-              </w:rPr>
-              <w:t>OE4:</w:t>
-            </w:r>
-            <w:r>
-              <w:rPr>
-                <w:rFonts w:ascii="Arial" w:hAnsi="Arial"/>
-                <w:color w:val="000000"/>
-                <w:sz w:val="17"/>
-              </w:rPr>
-              <w:t xml:space="preserve"> Cierre segregado Imprenta vs Gigantografía</w:t>
+            <w:r>
+              <w:rPr>
+                <w:rFonts w:ascii="Arial" w:hAnsi="Arial"/>
+                <w:sz w:val="17"/>
+              </w:rPr>
+              <w:t>OE4: Determinar la influencia de la implementación del sistema en la exactitud de los arqueos diarios de caja en Impresos Trujillo E.I.R.L.</w:t>
             </w:r>
           </w:p>
         </w:tc>
@@ -14152,27 +13995,12 @@
             </w:tcMar>
           </w:tcPr>
           <w:p>
-            <w:pPr>
-              <w:spacing w:before="40" w:after="40" w:line="276" w:lineRule="auto"/>
-              <w:jc w:val="left"/>
-            </w:pPr>
-            <w:r/>
-            <w:r>
-              <w:rPr>
-                <w:rFonts w:ascii="Arial" w:hAnsi="Arial"/>
-                <w:b/>
-                <w:color w:val="000000"/>
-                <w:sz w:val="17"/>
-              </w:rPr>
-              <w:t>MN4:</w:t>
-            </w:r>
-            <w:r>
-              <w:rPr>
-                <w:rFonts w:ascii="Arial" w:hAnsi="Arial"/>
-                <w:color w:val="000000"/>
-                <w:sz w:val="17"/>
-              </w:rPr>
-              <w:t xml:space="preserve"> 90% de exactitud en arqueo diario</w:t>
+            <w:r>
+              <w:rPr>
+                <w:rFonts w:ascii="Arial" w:hAnsi="Arial"/>
+                <w:sz w:val="17"/>
+              </w:rPr>
+              <w:t>MN4: Elevar al 90% o más la exactitud de los arqueos diarios de caja sin descuadres.</w:t>
             </w:r>
           </w:p>
         </w:tc>
@@ -14195,16 +14023,9 @@
             </w:tcMar>
           </w:tcPr>
           <w:p>
-            <w:pPr>
-              <w:spacing w:before="40" w:after="40" w:line="276" w:lineRule="auto"/>
-              <w:jc w:val="left"/>
-            </w:pPr>
-            <w:r/>
-            <w:r>
-              <w:rPr>
-                <w:rFonts w:ascii="Arial" w:hAnsi="Arial"/>
-                <w:b w:val="0"/>
-                <w:color w:val="000000"/>
+            <w:r>
+              <w:rPr>
+                <w:rFonts w:ascii="Arial" w:hAnsi="Arial"/>
                 <w:sz w:val="17"/>
               </w:rPr>
               <w:t>DIRECTA</w:t>
@@ -14225,19 +14046,13 @@
             </w:tcMar>
           </w:tcPr>
           <w:p>
-            <w:pPr>
-              <w:spacing w:before="40" w:after="40" w:line="276" w:lineRule="auto"/>
-              <w:jc w:val="left"/>
-            </w:pPr>
-            <w:r/>
-            <w:r>
-              <w:rPr>
-                <w:rFonts w:ascii="Arial" w:hAnsi="Arial"/>
-                <w:b w:val="0"/>
-                <w:color w:val="000000"/>
-                <w:sz w:val="17"/>
-              </w:rPr>
-              <w:t>?</w:t>
+            <w:r>
+              <w:rPr>
+                <w:rFonts w:ascii="Arial" w:hAnsi="Arial"/>
+                <w:b/>
+                <w:sz w:val="17"/>
+              </w:rPr>
+              <w:t>Eje 5: Inteligencia de Negocios y Planificación Predictiva de Insumos</w:t>
             </w:r>
           </w:p>
         </w:tc>
@@ -14253,27 +14068,12 @@
             </w:tcMar>
           </w:tcPr>
           <w:p>
-            <w:pPr>
-              <w:spacing w:before="40" w:after="40" w:line="276" w:lineRule="auto"/>
-              <w:jc w:val="left"/>
-            </w:pPr>
-            <w:r/>
-            <w:r>
-              <w:rPr>
-                <w:rFonts w:ascii="Arial" w:hAnsi="Arial"/>
-                <w:b/>
-                <w:color w:val="000000"/>
-                <w:sz w:val="17"/>
-              </w:rPr>
-              <w:t>OE5:</w:t>
-            </w:r>
-            <w:r>
-              <w:rPr>
-                <w:rFonts w:ascii="Arial" w:hAnsi="Arial"/>
-                <w:color w:val="000000"/>
-                <w:sz w:val="17"/>
-              </w:rPr>
-              <w:t xml:space="preserve"> Analítica predictiva de demanda de insumos</w:t>
+            <w:r>
+              <w:rPr>
+                <w:rFonts w:ascii="Arial" w:hAnsi="Arial"/>
+                <w:sz w:val="17"/>
+              </w:rPr>
+              <w:t>OE5: Determinar la influencia del módulo de inteligencia artificial en la precisión de la predicción de demanda de insumos críticos en Impresos Trujillo E.I.R.L.</w:t>
             </w:r>
           </w:p>
         </w:tc>
@@ -14289,27 +14089,12 @@
             </w:tcMar>
           </w:tcPr>
           <w:p>
-            <w:pPr>
-              <w:spacing w:before="40" w:after="40" w:line="276" w:lineRule="auto"/>
-              <w:jc w:val="left"/>
-            </w:pPr>
-            <w:r/>
-            <w:r>
-              <w:rPr>
-                <w:rFonts w:ascii="Arial" w:hAnsi="Arial"/>
-                <w:b/>
-                <w:color w:val="000000"/>
-                <w:sz w:val="17"/>
-              </w:rPr>
-              <w:t>MN5:</w:t>
-            </w:r>
-            <w:r>
-              <w:rPr>
-                <w:rFonts w:ascii="Arial" w:hAnsi="Arial"/>
-                <w:color w:val="000000"/>
-                <w:sz w:val="17"/>
-              </w:rPr>
-              <w:t xml:space="preserve"> Abastecimiento óptimo continuo</w:t>
+            <w:r>
+              <w:rPr>
+                <w:rFonts w:ascii="Arial" w:hAnsi="Arial"/>
+                <w:sz w:val="17"/>
+              </w:rPr>
+              <w:t>MN5: Lograr una precisión predictiva mínima del 70% en demanda de insumos críticos.</w:t>
             </w:r>
           </w:p>
         </w:tc>
@@ -14325,16 +14110,9 @@
             </w:tcMar>
           </w:tcPr>
           <w:p>
-            <w:pPr>
-              <w:spacing w:before="40" w:after="40" w:line="276" w:lineRule="auto"/>
-              <w:jc w:val="left"/>
-            </w:pPr>
-            <w:r/>
-            <w:r>
-              <w:rPr>
-                <w:rFonts w:ascii="Arial" w:hAnsi="Arial"/>
-                <w:b w:val="0"/>
-                <w:color w:val="000000"/>
+            <w:r>
+              <w:rPr>
+                <w:rFonts w:ascii="Arial" w:hAnsi="Arial"/>
                 <w:sz w:val="17"/>
               </w:rPr>
               <w:t>DIRECTA</w:t>
@@ -18801,16 +18579,10 @@
             </w:tcMar>
           </w:tcPr>
           <w:p>
-            <w:pPr>
-              <w:spacing w:before="40" w:after="40" w:line="276" w:lineRule="auto"/>
-              <w:jc w:val="left"/>
-            </w:pPr>
-            <w:r/>
-            <w:r>
-              <w:rPr>
-                <w:rFonts w:ascii="Arial" w:hAnsi="Arial"/>
-                <w:b w:val="0"/>
-                <w:color w:val="000000"/>
+            <w:r>
+              <w:rPr>
+                <w:rFonts w:ascii="Arial" w:hAnsi="Arial"/>
+                <w:b/>
                 <w:sz w:val="17"/>
               </w:rPr>
               <w:t>1.0</w:t>
@@ -18836,16 +18608,9 @@
             </w:tcMar>
           </w:tcPr>
           <w:p>
-            <w:pPr>
-              <w:spacing w:before="40" w:after="40" w:line="276" w:lineRule="auto"/>
-              <w:jc w:val="left"/>
-            </w:pPr>
-            <w:r/>
-            <w:r>
-              <w:rPr>
-                <w:rFonts w:ascii="Arial" w:hAnsi="Arial"/>
-                <w:b w:val="0"/>
-                <w:color w:val="000000"/>
+            <w:r>
+              <w:rPr>
+                <w:rFonts w:ascii="Arial" w:hAnsi="Arial"/>
                 <w:sz w:val="17"/>
               </w:rPr>
               <w:t>28/08/2026</w:t>
@@ -18871,19 +18636,14 @@
             </w:tcMar>
           </w:tcPr>
           <w:p>
-            <w:pPr>
-              <w:spacing w:before="40" w:after="40" w:line="276" w:lineRule="auto"/>
-              <w:jc w:val="left"/>
-            </w:pPr>
-            <w:r/>
-            <w:r>
-              <w:rPr>
-                <w:rFonts w:ascii="Arial" w:hAnsi="Arial"/>
-                <w:b w:val="0"/>
-                <w:color w:val="000000"/>
-                <w:sz w:val="17"/>
-              </w:rPr>
-              <w:t>Equipo Capstone — Grupo 2</w:t>
+            <w:r>
+              <w:rPr>
+                <w:rFonts w:ascii="Arial" w:hAnsi="Arial"/>
+                <w:sz w:val="17"/>
+              </w:rPr>
+              <w:t>Gerardo Erick Plasencia Torres</w:t>
+              <w:br/>
+              <w:t>(Líder de Proyecto / DevOps)</w:t>
             </w:r>
           </w:p>
         </w:tc>
@@ -18906,19 +18666,256 @@
             </w:tcMar>
           </w:tcPr>
           <w:p>
-            <w:pPr>
-              <w:spacing w:before="40" w:after="40" w:line="276" w:lineRule="auto"/>
-              <w:jc w:val="left"/>
-            </w:pPr>
-            <w:r/>
-            <w:r>
-              <w:rPr>
-                <w:rFonts w:ascii="Arial" w:hAnsi="Arial"/>
-                <w:b w:val="0"/>
-                <w:color w:val="000000"/>
+            <w:r>
+              <w:rPr>
+                <w:rFonts w:ascii="Arial" w:hAnsi="Arial"/>
                 <w:sz w:val="17"/>
               </w:rPr>
               <w:t>Elaboración inicial del Business Case alineado al nuevo contexto de negocio y plantilla oficial.</w:t>
+            </w:r>
+          </w:p>
+        </w:tc>
+      </w:tr>
+      <w:tr>
+        <w:tc>
+          <w:tcPr>
+            <w:tcW w:type="dxa" w:w="1400"/>
+          </w:tcPr>
+          <w:p>
+            <w:r>
+              <w:rPr>
+                <w:rFonts w:ascii="Arial" w:hAnsi="Arial"/>
+                <w:b/>
+                <w:sz w:val="17"/>
+              </w:rPr>
+              <w:t>1.1</w:t>
+            </w:r>
+          </w:p>
+        </w:tc>
+        <w:tc>
+          <w:tcPr>
+            <w:tcW w:type="dxa" w:w="1600"/>
+          </w:tcPr>
+          <w:p>
+            <w:r>
+              <w:rPr>
+                <w:rFonts w:ascii="Arial" w:hAnsi="Arial"/>
+                <w:sz w:val="17"/>
+              </w:rPr>
+              <w:t>04/09/2026</w:t>
+            </w:r>
+          </w:p>
+        </w:tc>
+        <w:tc>
+          <w:tcPr>
+            <w:tcW w:type="dxa" w:w="2360"/>
+          </w:tcPr>
+          <w:p>
+            <w:r>
+              <w:rPr>
+                <w:rFonts w:ascii="Arial" w:hAnsi="Arial"/>
+                <w:sz w:val="17"/>
+              </w:rPr>
+              <w:t>Jose Estibb Anhuaman Delgado</w:t>
+              <w:br/>
+              <w:t>(Desarrollador Frontend / Angular 21)</w:t>
+            </w:r>
+          </w:p>
+        </w:tc>
+        <w:tc>
+          <w:tcPr>
+            <w:tcW w:type="dxa" w:w="4000"/>
+          </w:tcPr>
+          <w:p>
+            <w:r>
+              <w:rPr>
+                <w:rFonts w:ascii="Arial" w:hAnsi="Arial"/>
+                <w:sz w:val="17"/>
+              </w:rPr>
+              <w:t>Validación de requerimientos de interfaz de usuario y arquitectura cliente liviano.</w:t>
+            </w:r>
+          </w:p>
+        </w:tc>
+      </w:tr>
+      <w:tr>
+        <w:tc>
+          <w:tcPr>
+            <w:tcW w:type="dxa" w:w="1400"/>
+          </w:tcPr>
+          <w:p>
+            <w:r>
+              <w:rPr>
+                <w:rFonts w:ascii="Arial" w:hAnsi="Arial"/>
+                <w:b/>
+                <w:sz w:val="17"/>
+              </w:rPr>
+              <w:t>1.2</w:t>
+            </w:r>
+          </w:p>
+        </w:tc>
+        <w:tc>
+          <w:tcPr>
+            <w:tcW w:type="dxa" w:w="1600"/>
+          </w:tcPr>
+          <w:p>
+            <w:r>
+              <w:rPr>
+                <w:rFonts w:ascii="Arial" w:hAnsi="Arial"/>
+                <w:sz w:val="17"/>
+              </w:rPr>
+              <w:t>11/09/2026</w:t>
+            </w:r>
+          </w:p>
+        </w:tc>
+        <w:tc>
+          <w:tcPr>
+            <w:tcW w:type="dxa" w:w="2360"/>
+          </w:tcPr>
+          <w:p>
+            <w:r>
+              <w:rPr>
+                <w:rFonts w:ascii="Arial" w:hAnsi="Arial"/>
+                <w:sz w:val="17"/>
+              </w:rPr>
+              <w:t>Jose Diego Rodríguez Vásquez</w:t>
+              <w:br/>
+              <w:t>(Desarrollador Backend / IA)</w:t>
+            </w:r>
+          </w:p>
+        </w:tc>
+        <w:tc>
+          <w:tcPr>
+            <w:tcW w:type="dxa" w:w="4000"/>
+          </w:tcPr>
+          <w:p>
+            <w:r>
+              <w:rPr>
+                <w:rFonts w:ascii="Arial" w:hAnsi="Arial"/>
+                <w:sz w:val="17"/>
+              </w:rPr>
+              <w:t>Estimación presupuestal de costos de infraestructura VPS y modelos analíticos de demanda.</w:t>
+            </w:r>
+          </w:p>
+        </w:tc>
+      </w:tr>
+      <w:tr>
+        <w:tc>
+          <w:tcPr>
+            <w:tcW w:type="dxa" w:w="1400"/>
+          </w:tcPr>
+          <w:p>
+            <w:r>
+              <w:rPr>
+                <w:rFonts w:ascii="Arial" w:hAnsi="Arial"/>
+                <w:b/>
+                <w:sz w:val="17"/>
+              </w:rPr>
+              <w:t>1.3</w:t>
+            </w:r>
+          </w:p>
+        </w:tc>
+        <w:tc>
+          <w:tcPr>
+            <w:tcW w:type="dxa" w:w="1600"/>
+          </w:tcPr>
+          <w:p>
+            <w:r>
+              <w:rPr>
+                <w:rFonts w:ascii="Arial" w:hAnsi="Arial"/>
+                <w:sz w:val="17"/>
+              </w:rPr>
+              <w:t>18/09/2026</w:t>
+            </w:r>
+          </w:p>
+        </w:tc>
+        <w:tc>
+          <w:tcPr>
+            <w:tcW w:type="dxa" w:w="2360"/>
+          </w:tcPr>
+          <w:p>
+            <w:r>
+              <w:rPr>
+                <w:rFonts w:ascii="Arial" w:hAnsi="Arial"/>
+                <w:sz w:val="17"/>
+              </w:rPr>
+              <w:t>Marcell Pamela Vásquez Rodríguez</w:t>
+              <w:br/>
+              <w:t>(Jefa de Administración / Product Owner)</w:t>
+            </w:r>
+          </w:p>
+        </w:tc>
+        <w:tc>
+          <w:tcPr>
+            <w:tcW w:type="dxa" w:w="4000"/>
+          </w:tcPr>
+          <w:p>
+            <w:r>
+              <w:rPr>
+                <w:rFonts w:ascii="Arial" w:hAnsi="Arial"/>
+                <w:sz w:val="17"/>
+              </w:rPr>
+              <w:t>Aprobación del alineamiento estratégico, metas de rentabilidad y retorno de inversión.</w:t>
+            </w:r>
+          </w:p>
+        </w:tc>
+      </w:tr>
+      <w:tr>
+        <w:tc>
+          <w:tcPr>
+            <w:tcW w:type="dxa" w:w="1400"/>
+          </w:tcPr>
+          <w:p>
+            <w:r>
+              <w:rPr>
+                <w:rFonts w:ascii="Arial" w:hAnsi="Arial"/>
+                <w:b/>
+                <w:sz w:val="17"/>
+              </w:rPr>
+              <w:t>2.0</w:t>
+            </w:r>
+          </w:p>
+        </w:tc>
+        <w:tc>
+          <w:tcPr>
+            <w:tcW w:type="dxa" w:w="1600"/>
+          </w:tcPr>
+          <w:p>
+            <w:r>
+              <w:rPr>
+                <w:rFonts w:ascii="Arial" w:hAnsi="Arial"/>
+                <w:sz w:val="17"/>
+              </w:rPr>
+              <w:t>02/10/2026</w:t>
+            </w:r>
+          </w:p>
+        </w:tc>
+        <w:tc>
+          <w:tcPr>
+            <w:tcW w:type="dxa" w:w="2360"/>
+          </w:tcPr>
+          <w:p>
+            <w:r>
+              <w:rPr>
+                <w:rFonts w:ascii="Arial" w:hAnsi="Arial"/>
+                <w:sz w:val="17"/>
+              </w:rPr>
+              <w:t>Ing. José Alberto Gómez Ávila</w:t>
+              <w:br/>
+              <w:t>(Docente Asesor / Cátedra Capstone)</w:t>
+            </w:r>
+          </w:p>
+        </w:tc>
+        <w:tc>
+          <w:tcPr>
+            <w:tcW w:type="dxa" w:w="4000"/>
+          </w:tcPr>
+          <w:p>
+            <w:r>
+              <w:rPr>
+                <w:rFonts w:ascii="Arial" w:hAnsi="Arial"/>
+                <w:sz w:val="17"/>
+              </w:rPr>
+              <w:t>Subsanación de observaciones de clase: estructuración formal de ejes estratégicos en ítem 6.2 y especificación de cargos de stakeholders.</w:t>
             </w:r>
           </w:p>
         </w:tc>
@@ -20318,11 +20315,7 @@
               <w:jc w:val="left"/>
             </w:pPr>
             <w:r>
-              <w:rPr>
-                <w:rFonts w:ascii="Arial" w:hAnsi="Arial"/>
-                <w:sz w:val="17"/>
-              </w:rPr>
-              <w:t>¿De qué manera la implementación de un sistema web transaccional con módulos de inteligencia de negocios e inteligencia artificial optimiza los procesos operativos y financieros en la empresa Impresos Trujillo E.I.R.L. durante el año 2026?</w:t>
+              <w:t>¿De qué manera la implementación de un sistema web transaccional con módulos de inteligencia de negocios e inteligencia artificial optimiza los procesos operativos en la empresa Impresos Trujillo E.I.R.L. durante el año 2026?</w:t>
             </w:r>
           </w:p>
         </w:tc>
@@ -20370,11 +20363,7 @@
               <w:jc w:val="left"/>
             </w:pPr>
             <w:r>
-              <w:rPr>
-                <w:rFonts w:ascii="Arial" w:hAnsi="Arial"/>
-                <w:sz w:val="17"/>
-              </w:rPr>
-              <w:t>Implementar un sistema web transaccional con módulos de inteligencia de negocios e inteligencia artificial para la optimización de los procesos operativos y financieros en la empresa Impresos Trujillo E.I.R.L.</w:t>
+              <w:t>Implementar un sistema web transaccional con módulos de inteligencia de negocios e inteligencia artificial para la optimización de los procesos operativos en la empresa Impresos Trujillo E.I.R.L.</w:t>
             </w:r>
           </w:p>
         </w:tc>
@@ -20422,11 +20411,7 @@
               <w:jc w:val="left"/>
             </w:pPr>
             <w:r>
-              <w:rPr>
-                <w:rFonts w:ascii="Arial" w:hAnsi="Arial"/>
-                <w:sz w:val="17"/>
-              </w:rPr>
-              <w:t>La implementación de un sistema web transaccional con módulos de inteligencia de negocios e inteligencia artificial optimiza significativamente los procesos operativos y financieros en la empresa Impresos Trujillo E.I.R.L.</w:t>
+              <w:t>La implementación de un sistema web transaccional con módulos de inteligencia de negocios e inteligencia artificial optimiza significativamente los procesos operativos en la empresa Impresos Trujillo E.I.R.L.</w:t>
             </w:r>
           </w:p>
         </w:tc>
@@ -20495,19 +20480,7 @@
               <w:jc w:val="left"/>
             </w:pPr>
             <w:r>
-              <w:rPr>
-                <w:rFonts w:ascii="Arial" w:hAnsi="Arial"/>
-                <w:b/>
-                <w:sz w:val="17"/>
-              </w:rPr>
-              <w:t>• Variable Dependiente (VD):</w:t>
-            </w:r>
-            <w:r>
-              <w:rPr>
-                <w:rFonts w:ascii="Arial" w:hAnsi="Arial"/>
-                <w:sz w:val="17"/>
-              </w:rPr>
-              <w:t xml:space="preserve"> Optimización de los procesos operativos y financieros (tiempos de atención, mermas de insumos, eficacia de cobranza y exactitud de arqueo).</w:t>
+              <w:t>• Variable Dependiente (VD): Optimización de los procesos operativos (tiempos de atención, mermas de insumos, eficacia de cobranza y exactitud de arqueo).</w:t>
             </w:r>
           </w:p>
         </w:tc>
